--- a/Sprint20260921-20261002/HERO-69218_20261008_112534.docx
+++ b/Sprint20260921-20261002/HERO-69218_20261008_112534.docx
@@ -15,7 +15,22 @@
           <w:sz w:val="32"/>
           <w:u w:val="none"/>
         </w:rPr>
-        <w:t>HERO-69218 Test Report</w:t>
+        <w:t>HERO-69218 Unable to Order in Simple Ordering Kiosk Mode Bug Fix Test Report</w:t>
+      </w:r>
+    </w:p>
+    <w:p>
+      <w:pPr>
+        <w:spacing w:before="0" w:after="80"/>
+      </w:pPr>
+      <w:r>
+        <w:rPr>
+          <w:rFonts w:ascii="Arial" w:hAnsi="Arial" w:eastAsia="Arial" w:cs="Arial"/>
+          <w:b w:val="0"/>
+          <w:color w:val="000000"/>
+          <w:sz w:val="20"/>
+          <w:u w:val="none"/>
+        </w:rPr>
+        <w:t>*Font: Arial | Language: English | Test Type: Functional Testing*</w:t>
       </w:r>
     </w:p>
     <w:p>
@@ -45,7 +60,7 @@
           <w:sz w:val="24"/>
           <w:u w:val="none"/>
         </w:rPr>
-        <w:t>F1.Simple Ordering Kiosk Mode — Unable To Order Items</w:t>
+        <w:t>1. Menu List Opening in Simple Ordering Kiosk Mode</w:t>
       </w:r>
     </w:p>
     <w:p>
@@ -60,7 +75,7 @@
           <w:sz w:val="22"/>
           <w:u w:val="none"/>
         </w:rPr>
-        <w:t>F1.1.Reproduce The Ordering Failure In Simple Ordering Kiosk Mode</w:t>
+        <w:t>1.1 Verify Tapping a Menu List Opens the List and Displays Its Items in Simple Ordering Kiosk Mode</w:t>
       </w:r>
     </w:p>
     <w:p>
@@ -91,7 +106,7 @@
           <w:sz w:val="20"/>
           <w:u w:val="none"/>
         </w:rPr>
-        <w:t>1. The station is configured in Infrasys POS platform &gt; POS system &gt; Station setup &gt; Stations with Ordering mode = "Self-order Kiosk" and Ordering Mode Sub Type = "Simple Ordering Kiosk Mode"</w:t>
+        <w:t>1. In Infrasys POS platform, go to POS System &gt; Station Setup &gt; Stations and select the target station.</w:t>
       </w:r>
     </w:p>
     <w:p>
@@ -107,7 +122,7 @@
           <w:sz w:val="20"/>
           <w:u w:val="none"/>
         </w:rPr>
-        <w:t>2. The target menu list is configured and published for the kiosk outlet (with at least one menu / item available for ordering)</w:t>
+        <w:t>2. Set Ordering mode to "Self-order Kiosk" and Ordering Mode Sub Type to "Simple Ordering Kiosk Mode".</w:t>
       </w:r>
     </w:p>
     <w:p>
@@ -123,7 +138,7 @@
           <w:sz w:val="20"/>
           <w:u w:val="none"/>
         </w:rPr>
-        <w:t>3. The POS client is deployed with the legacy (pre-fix) build for reproduction purposes</w:t>
+        <w:t>3. Menu lists containing available menu items are configured for the shop/outlet used by the station.</w:t>
       </w:r>
     </w:p>
     <w:p>
@@ -139,23 +154,7 @@
           <w:sz w:val="20"/>
           <w:u w:val="none"/>
         </w:rPr>
-        <w:t>4. Test environment: Local test environment</w:t>
-      </w:r>
-    </w:p>
-    <w:p>
-      <w:pPr>
-        <w:spacing w:before="0" w:after="40"/>
-        <w:ind w:left="360" w:hanging="240"/>
-      </w:pPr>
-      <w:r>
-        <w:rPr>
-          <w:rFonts w:ascii="Arial" w:hAnsi="Arial" w:eastAsia="Arial" w:cs="Arial"/>
-          <w:b w:val="0"/>
-          <w:color w:val="000000"/>
-          <w:sz w:val="20"/>
-          <w:u w:val="none"/>
-        </w:rPr>
-        <w:t>5. Test device: Workstation (Windows 11 Enterprise) configured as a self-order kiosk station</w:t>
+        <w:t>4. The POS client is synchronized with the latest station and menu configuration.</w:t>
       </w:r>
     </w:p>
     <w:p>
@@ -186,7 +185,7 @@
           <w:sz w:val="20"/>
           <w:u w:val="none"/>
         </w:rPr>
-        <w:t>1. Launch the POS client in simple ordering kiosk mode on the target kiosk station</w:t>
+        <w:t>1. Log in to the POS client on the station configured in Simple Ordering Kiosk Mode.</w:t>
       </w:r>
     </w:p>
     <w:p>
@@ -202,7 +201,7 @@
           <w:sz w:val="20"/>
           <w:u w:val="none"/>
         </w:rPr>
-        <w:t>2. Log in to the kiosk client (or confirm the kiosk is in self-service mode)</w:t>
+        <w:t>2. Open the ordering panel.</w:t>
       </w:r>
     </w:p>
     <w:p>
@@ -218,7 +217,7 @@
           <w:sz w:val="20"/>
           <w:u w:val="none"/>
         </w:rPr>
-        <w:t>3. Open the ordering panel</w:t>
+        <w:t>3. Tap one of the target menu lists.</w:t>
       </w:r>
     </w:p>
     <w:p>
@@ -234,7 +233,7 @@
           <w:sz w:val="20"/>
           <w:u w:val="none"/>
         </w:rPr>
-        <w:t>4. Click on the target menu list</w:t>
+        <w:t>4. Observe the screen response.</w:t>
       </w:r>
     </w:p>
     <w:p>
@@ -265,7 +264,7 @@
           <w:sz w:val="20"/>
           <w:u w:val="none"/>
         </w:rPr>
-        <w:t>1. The POS client launches and enters simple ordering kiosk mode</w:t>
+        <w:t>1. Before the fix, after tapping the target menu list, the system could not open the menu list and there was no response.</w:t>
       </w:r>
     </w:p>
     <w:p>
@@ -281,7 +280,22 @@
           <w:sz w:val="20"/>
           <w:u w:val="none"/>
         </w:rPr>
-        <w:t>2. The ordering panel opens</w:t>
+        <w:t>2. The items inside the menu list were never displayed, so ordering could not continue.</w:t>
+      </w:r>
+    </w:p>
+    <w:p>
+      <w:pPr>
+        <w:spacing w:before="0" w:after="80"/>
+      </w:pPr>
+      <w:r>
+        <w:rPr>
+          <w:rFonts w:ascii="Arial" w:hAnsi="Arial" w:eastAsia="Arial" w:cs="Arial"/>
+          <w:b/>
+          <w:color w:val="000000"/>
+          <w:sz w:val="20"/>
+          <w:u w:val="none"/>
+        </w:rPr>
+        <w:t>Fix Result(s):</w:t>
       </w:r>
     </w:p>
     <w:p>
@@ -297,7 +311,7 @@
           <w:sz w:val="20"/>
           <w:u w:val="none"/>
         </w:rPr>
-        <w:t>3. Clicking on the target menu list produces no response — the menu list does not open and no items are displayed</w:t>
+        <w:t>1. After the fix, tapping a menu list opens the menu list successfully.</w:t>
       </w:r>
     </w:p>
     <w:p>
@@ -313,7 +327,38 @@
           <w:sz w:val="20"/>
           <w:u w:val="none"/>
         </w:rPr>
-        <w:t>4. The kiosk is unable to order any items, matching the reported defect symptom</w:t>
+        <w:t>2. The items configured inside the menu list are displayed correctly.</w:t>
+      </w:r>
+    </w:p>
+    <w:p>
+      <w:pPr>
+        <w:spacing w:before="0" w:after="40"/>
+        <w:ind w:left="360" w:hanging="240"/>
+      </w:pPr>
+      <w:r>
+        <w:rPr>
+          <w:rFonts w:ascii="Arial" w:hAnsi="Arial" w:eastAsia="Arial" w:cs="Arial"/>
+          <w:b w:val="0"/>
+          <w:color w:val="000000"/>
+          <w:sz w:val="20"/>
+          <w:u w:val="none"/>
+        </w:rPr>
+        <w:t>3. The ordering panel responds to every menu list tap without freezing.</w:t>
+      </w:r>
+    </w:p>
+    <w:p>
+      <w:pPr>
+        <w:spacing w:before="160" w:after="80"/>
+      </w:pPr>
+      <w:r>
+        <w:rPr>
+          <w:rFonts w:ascii="Arial" w:hAnsi="Arial" w:eastAsia="Arial" w:cs="Arial"/>
+          <w:b/>
+          <w:color w:val="001EFF"/>
+          <w:sz w:val="24"/>
+          <w:u w:val="none"/>
+        </w:rPr>
+        <w:t>2. Item Ordering in Simple Ordering Kiosk Mode</w:t>
       </w:r>
     </w:p>
     <w:p>
@@ -328,7 +373,7 @@
           <w:sz w:val="22"/>
           <w:u w:val="none"/>
         </w:rPr>
-        <w:t>F1.2.Verify The Fix Allows Ordering In Simple Ordering Kiosk Mode</w:t>
+        <w:t>2.1 Verify Items Can Be Added to the Order from an Opened Menu List</w:t>
       </w:r>
     </w:p>
     <w:p>
@@ -359,7 +404,7 @@
           <w:sz w:val="20"/>
           <w:u w:val="none"/>
         </w:rPr>
-        <w:t>1. The station is configured in Infrasys POS platform &gt; POS system &gt; Station setup &gt; Stations with Ordering mode = "Self-order Kiosk" and Ordering Mode Sub Type = "Simple Ordering Kiosk Mode"</w:t>
+        <w:t>1. The target station is configured with Ordering mode "Self-order Kiosk" and Ordering Mode Sub Type "Simple Ordering Kiosk Mode".</w:t>
       </w:r>
     </w:p>
     <w:p>
@@ -375,55 +420,7 @@
           <w:sz w:val="20"/>
           <w:u w:val="none"/>
         </w:rPr>
-        <w:t>2. The target menu list is configured and published for the kiosk outlet (with at least one menu / item available for ordering)</w:t>
-      </w:r>
-    </w:p>
-    <w:p>
-      <w:pPr>
-        <w:spacing w:before="0" w:after="40"/>
-        <w:ind w:left="360" w:hanging="240"/>
-      </w:pPr>
-      <w:r>
-        <w:rPr>
-          <w:rFonts w:ascii="Arial" w:hAnsi="Arial" w:eastAsia="Arial" w:cs="Arial"/>
-          <w:b w:val="0"/>
-          <w:color w:val="000000"/>
-          <w:sz w:val="20"/>
-          <w:u w:val="none"/>
-        </w:rPr>
-        <w:t>3. The POS client is deployed with the fixed build</w:t>
-      </w:r>
-    </w:p>
-    <w:p>
-      <w:pPr>
-        <w:spacing w:before="0" w:after="40"/>
-        <w:ind w:left="360" w:hanging="240"/>
-      </w:pPr>
-      <w:r>
-        <w:rPr>
-          <w:rFonts w:ascii="Arial" w:hAnsi="Arial" w:eastAsia="Arial" w:cs="Arial"/>
-          <w:b w:val="0"/>
-          <w:color w:val="000000"/>
-          <w:sz w:val="20"/>
-          <w:u w:val="none"/>
-        </w:rPr>
-        <w:t>4. Test environment: Local test environment</w:t>
-      </w:r>
-    </w:p>
-    <w:p>
-      <w:pPr>
-        <w:spacing w:before="0" w:after="40"/>
-        <w:ind w:left="360" w:hanging="240"/>
-      </w:pPr>
-      <w:r>
-        <w:rPr>
-          <w:rFonts w:ascii="Arial" w:hAnsi="Arial" w:eastAsia="Arial" w:cs="Arial"/>
-          <w:b w:val="0"/>
-          <w:color w:val="000000"/>
-          <w:sz w:val="20"/>
-          <w:u w:val="none"/>
-        </w:rPr>
-        <w:t>5. Test device: Workstation (Windows 11 Enterprise) configured as a self-order kiosk station</w:t>
+        <w:t>2. Menu lists with available items are configured for the station.</w:t>
       </w:r>
     </w:p>
     <w:p>
@@ -454,7 +451,7 @@
           <w:sz w:val="20"/>
           <w:u w:val="none"/>
         </w:rPr>
-        <w:t>1. Launch the POS client in simple ordering kiosk mode on the target kiosk station</w:t>
+        <w:t>1. Log in to the POS client in Simple Ordering Kiosk Mode and open the ordering panel.</w:t>
       </w:r>
     </w:p>
     <w:p>
@@ -470,7 +467,7 @@
           <w:sz w:val="20"/>
           <w:u w:val="none"/>
         </w:rPr>
-        <w:t>2. Log in to the kiosk client (or confirm the kiosk is in self-service mode)</w:t>
+        <w:t>2. Tap a menu list to open it.</w:t>
       </w:r>
     </w:p>
     <w:p>
@@ -486,7 +483,7 @@
           <w:sz w:val="20"/>
           <w:u w:val="none"/>
         </w:rPr>
-        <w:t>3. Open the ordering panel</w:t>
+        <w:t>3. Tap an item inside the opened menu list.</w:t>
       </w:r>
     </w:p>
     <w:p>
@@ -502,7 +499,7 @@
           <w:sz w:val="20"/>
           <w:u w:val="none"/>
         </w:rPr>
-        <w:t>4. Click on the target menu list</w:t>
+        <w:t>4. Verify the item is added to the current order/cart.</w:t>
       </w:r>
     </w:p>
     <w:p>
@@ -518,7 +515,22 @@
           <w:sz w:val="20"/>
           <w:u w:val="none"/>
         </w:rPr>
-        <w:t>5. Verify the menu list opens and displays the items inside</w:t>
+        <w:t>5. Open other menu lists and add more items.</w:t>
+      </w:r>
+    </w:p>
+    <w:p>
+      <w:pPr>
+        <w:spacing w:before="0" w:after="80"/>
+      </w:pPr>
+      <w:r>
+        <w:rPr>
+          <w:rFonts w:ascii="Arial" w:hAnsi="Arial" w:eastAsia="Arial" w:cs="Arial"/>
+          <w:b/>
+          <w:color w:val="000000"/>
+          <w:sz w:val="20"/>
+          <w:u w:val="none"/>
+        </w:rPr>
+        <w:t>Reproduction Result(s):</w:t>
       </w:r>
     </w:p>
     <w:p>
@@ -534,23 +546,7 @@
           <w:sz w:val="20"/>
           <w:u w:val="none"/>
         </w:rPr>
-        <w:t>6. Select an item, configure modifiers / quantity as needed, and add the item to the order</w:t>
-      </w:r>
-    </w:p>
-    <w:p>
-      <w:pPr>
-        <w:spacing w:before="0" w:after="40"/>
-        <w:ind w:left="360" w:hanging="240"/>
-      </w:pPr>
-      <w:r>
-        <w:rPr>
-          <w:rFonts w:ascii="Arial" w:hAnsi="Arial" w:eastAsia="Arial" w:cs="Arial"/>
-          <w:b w:val="0"/>
-          <w:color w:val="000000"/>
-          <w:sz w:val="20"/>
-          <w:u w:val="none"/>
-        </w:rPr>
-        <w:t>7. Verify the item is added to the order and the kiosk is able to place the order</w:t>
+        <w:t>1. Before the fix, the menu list could not be opened, so no item could be selected or ordered in Simple Ordering Kiosk Mode.</w:t>
       </w:r>
     </w:p>
     <w:p>
@@ -581,7 +577,7 @@
           <w:sz w:val="20"/>
           <w:u w:val="none"/>
         </w:rPr>
-        <w:t>1. The POS client launches and enters simple ordering kiosk mode successfully</w:t>
+        <w:t>1. After the fix, items displayed in the opened menu list can be tapped and added to the order.</w:t>
       </w:r>
     </w:p>
     <w:p>
@@ -597,7 +593,7 @@
           <w:sz w:val="20"/>
           <w:u w:val="none"/>
         </w:rPr>
-        <w:t>2. The ordering panel opens</w:t>
+        <w:t>2. Added items appear in the order/cart with the correct name, quantity and price.</w:t>
       </w:r>
     </w:p>
     <w:p>
@@ -613,39 +609,7 @@
           <w:sz w:val="20"/>
           <w:u w:val="none"/>
         </w:rPr>
-        <w:t>3. Clicking on the target menu list opens the menu list and displays the items inside — the kiosk is able to order items</w:t>
-      </w:r>
-    </w:p>
-    <w:p>
-      <w:pPr>
-        <w:spacing w:before="0" w:after="40"/>
-        <w:ind w:left="360" w:hanging="240"/>
-      </w:pPr>
-      <w:r>
-        <w:rPr>
-          <w:rFonts w:ascii="Arial" w:hAnsi="Arial" w:eastAsia="Arial" w:cs="Arial"/>
-          <w:b w:val="0"/>
-          <w:color w:val="000000"/>
-          <w:sz w:val="20"/>
-          <w:u w:val="none"/>
-        </w:rPr>
-        <w:t>4. Selecting an item, configuring modifiers / quantity and adding the item to the order works as expected</w:t>
-      </w:r>
-    </w:p>
-    <w:p>
-      <w:pPr>
-        <w:spacing w:before="0" w:after="40"/>
-        <w:ind w:left="360" w:hanging="240"/>
-      </w:pPr>
-      <w:r>
-        <w:rPr>
-          <w:rFonts w:ascii="Arial" w:hAnsi="Arial" w:eastAsia="Arial" w:cs="Arial"/>
-          <w:b w:val="0"/>
-          <w:color w:val="000000"/>
-          <w:sz w:val="20"/>
-          <w:u w:val="none"/>
-        </w:rPr>
-        <w:t>5. The order is placed successfully and the order is reflected correctly in the kiosk ordering flow</w:t>
+        <w:t>3. Items from multiple menu lists can be added consecutively without the panel becoming unresponsive.</w:t>
       </w:r>
     </w:p>
     <w:p>
@@ -660,7 +624,7 @@
           <w:sz w:val="22"/>
           <w:u w:val="none"/>
         </w:rPr>
-        <w:t>F1.3.Regression — Verify Self-Order Kiosk And Other Ordering Modes Are Preserved</w:t>
+        <w:t>2.2 Verify the Complete Kiosk Ordering Flow Can Be Finished After Selecting Items</w:t>
       </w:r>
     </w:p>
     <w:p>
@@ -691,55 +655,7 @@
           <w:sz w:val="20"/>
           <w:u w:val="none"/>
         </w:rPr>
-        <w:t>1. The fixed POS client build is deployed</w:t>
-      </w:r>
-    </w:p>
-    <w:p>
-      <w:pPr>
-        <w:spacing w:before="0" w:after="40"/>
-        <w:ind w:left="360" w:hanging="240"/>
-      </w:pPr>
-      <w:r>
-        <w:rPr>
-          <w:rFonts w:ascii="Arial" w:hAnsi="Arial" w:eastAsia="Arial" w:cs="Arial"/>
-          <w:b w:val="0"/>
-          <w:color w:val="000000"/>
-          <w:sz w:val="20"/>
-          <w:u w:val="none"/>
-        </w:rPr>
-        <w:t>2. The station is configured with multiple ordering modes — Self-order Kiosk (Simple Ordering Kiosk Mode and other sub types) and standard table service / quick service ordering</w:t>
-      </w:r>
-    </w:p>
-    <w:p>
-      <w:pPr>
-        <w:spacing w:before="0" w:after="40"/>
-        <w:ind w:left="360" w:hanging="240"/>
-      </w:pPr>
-      <w:r>
-        <w:rPr>
-          <w:rFonts w:ascii="Arial" w:hAnsi="Arial" w:eastAsia="Arial" w:cs="Arial"/>
-          <w:b w:val="0"/>
-          <w:color w:val="000000"/>
-          <w:sz w:val="20"/>
-          <w:u w:val="none"/>
-        </w:rPr>
-        <w:t>3. Test environment: Local test environment</w:t>
-      </w:r>
-    </w:p>
-    <w:p>
-      <w:pPr>
-        <w:spacing w:before="0" w:after="40"/>
-        <w:ind w:left="360" w:hanging="240"/>
-      </w:pPr>
-      <w:r>
-        <w:rPr>
-          <w:rFonts w:ascii="Arial" w:hAnsi="Arial" w:eastAsia="Arial" w:cs="Arial"/>
-          <w:b w:val="0"/>
-          <w:color w:val="000000"/>
-          <w:sz w:val="20"/>
-          <w:u w:val="none"/>
-        </w:rPr>
-        <w:t>4. Test device: Workstation (Windows 11 Enterprise)</w:t>
+        <w:t>1. The station is configured in Simple Ordering Kiosk Mode and menu lists with items are available.</w:t>
       </w:r>
     </w:p>
     <w:p>
@@ -770,7 +686,7 @@
           <w:sz w:val="20"/>
           <w:u w:val="none"/>
         </w:rPr>
-        <w:t>1. Launch the POS client in standard table service / quick service ordering mode and verify normal ordering works (open menu list, order items, close check)</w:t>
+        <w:t>1. Log in to the kiosk and open the ordering panel.</w:t>
       </w:r>
     </w:p>
     <w:p>
@@ -786,7 +702,7 @@
           <w:sz w:val="20"/>
           <w:u w:val="none"/>
         </w:rPr>
-        <w:t>2. Switch the station to Self-order Kiosk mode with a different sub type (e.g. standard kiosk mode if available) and verify ordering works</w:t>
+        <w:t>2. Open a menu list and add one or more items to the order.</w:t>
       </w:r>
     </w:p>
     <w:p>
@@ -802,7 +718,7 @@
           <w:sz w:val="20"/>
           <w:u w:val="none"/>
         </w:rPr>
-        <w:t>3. Switch back to Simple Ordering Kiosk Mode and re-verify the fixed ordering flow (open menu list, order items)</w:t>
+        <w:t>3. Review the order/cart and proceed with the checkout/send flow supported by the kiosk.</w:t>
       </w:r>
     </w:p>
     <w:p>
@@ -818,7 +734,38 @@
           <w:sz w:val="20"/>
           <w:u w:val="none"/>
         </w:rPr>
-        <w:t>4. Inspect the POS client and LS logs for any ordering-mode-related errors</w:t>
+        <w:t>4. Complete the ordering flow and verify the order is submitted.</w:t>
+      </w:r>
+    </w:p>
+    <w:p>
+      <w:pPr>
+        <w:spacing w:before="0" w:after="80"/>
+      </w:pPr>
+      <w:r>
+        <w:rPr>
+          <w:rFonts w:ascii="Arial" w:hAnsi="Arial" w:eastAsia="Arial" w:cs="Arial"/>
+          <w:b/>
+          <w:color w:val="000000"/>
+          <w:sz w:val="20"/>
+          <w:u w:val="none"/>
+        </w:rPr>
+        <w:t>Reproduction Result(s):</w:t>
+      </w:r>
+    </w:p>
+    <w:p>
+      <w:pPr>
+        <w:spacing w:before="0" w:after="40"/>
+        <w:ind w:left="360" w:hanging="240"/>
+      </w:pPr>
+      <w:r>
+        <w:rPr>
+          <w:rFonts w:ascii="Arial" w:hAnsi="Arial" w:eastAsia="Arial" w:cs="Arial"/>
+          <w:b w:val="0"/>
+          <w:color w:val="000000"/>
+          <w:sz w:val="20"/>
+          <w:u w:val="none"/>
+        </w:rPr>
+        <w:t>1. Before the fix, the flow stopped at the menu list step because the menu list did not open, so the complete kiosk ordering flow could not be performed.</w:t>
       </w:r>
     </w:p>
     <w:p>
@@ -849,7 +796,7 @@
           <w:sz w:val="20"/>
           <w:u w:val="none"/>
         </w:rPr>
-        <w:t>1. Standard table service / quick service ordering mode continues to work as expected after the fix — no regression is introduced</w:t>
+        <w:t>1. After the fix, the complete ordering flow (open menu list, select items, review cart and submit the order) can be finished without interruption.</w:t>
       </w:r>
     </w:p>
     <w:p>
@@ -865,7 +812,52 @@
           <w:sz w:val="20"/>
           <w:u w:val="none"/>
         </w:rPr>
-        <w:t>2. Other Self-order Kiosk sub types continue to work as expected after the fix</w:t>
+        <w:t>2. The submitted order is recorded with all selected items.</w:t>
+      </w:r>
+    </w:p>
+    <w:p>
+      <w:pPr>
+        <w:spacing w:before="160" w:after="80"/>
+      </w:pPr>
+      <w:r>
+        <w:rPr>
+          <w:rFonts w:ascii="Arial" w:hAnsi="Arial" w:eastAsia="Arial" w:cs="Arial"/>
+          <w:b/>
+          <w:color w:val="001EFF"/>
+          <w:sz w:val="24"/>
+          <w:u w:val="none"/>
+        </w:rPr>
+        <w:t>3. Other Ordering Modes Regression</w:t>
+      </w:r>
+    </w:p>
+    <w:p>
+      <w:pPr>
+        <w:spacing w:before="120" w:after="60"/>
+      </w:pPr>
+      <w:r>
+        <w:rPr>
+          <w:rFonts w:ascii="Arial" w:hAnsi="Arial" w:eastAsia="Arial" w:cs="Arial"/>
+          <w:b/>
+          <w:color w:val="001EFF"/>
+          <w:sz w:val="22"/>
+          <w:u w:val="none"/>
+        </w:rPr>
+        <w:t>3.1 Verify Menu List Opening and Item Ordering Still Work in the Standard Ordering Station</w:t>
+      </w:r>
+    </w:p>
+    <w:p>
+      <w:pPr>
+        <w:spacing w:before="0" w:after="80"/>
+      </w:pPr>
+      <w:r>
+        <w:rPr>
+          <w:rFonts w:ascii="Arial" w:hAnsi="Arial" w:eastAsia="Arial" w:cs="Arial"/>
+          <w:b/>
+          <w:color w:val="000000"/>
+          <w:sz w:val="20"/>
+          <w:u w:val="none"/>
+        </w:rPr>
+        <w:t>Prerequisite(s):</w:t>
       </w:r>
     </w:p>
     <w:p>
@@ -881,7 +873,22 @@
           <w:sz w:val="20"/>
           <w:u w:val="none"/>
         </w:rPr>
-        <w:t>3. Simple Ordering Kiosk Mode continues to work as expected after the fix — the menu list opens and items can be ordered</w:t>
+        <w:t>1. A station using the standard ordering mode is available with the same menu lists and items.</w:t>
+      </w:r>
+    </w:p>
+    <w:p>
+      <w:pPr>
+        <w:spacing w:before="0" w:after="80"/>
+      </w:pPr>
+      <w:r>
+        <w:rPr>
+          <w:rFonts w:ascii="Arial" w:hAnsi="Arial" w:eastAsia="Arial" w:cs="Arial"/>
+          <w:b/>
+          <w:color w:val="000000"/>
+          <w:sz w:val="20"/>
+          <w:u w:val="none"/>
+        </w:rPr>
+        <w:t>Step(s):</w:t>
       </w:r>
     </w:p>
     <w:p>
@@ -897,22 +904,7 @@
           <w:sz w:val="20"/>
           <w:u w:val="none"/>
         </w:rPr>
-        <w:t>4. No ordering-mode-related errors are observed in the POS client or LS logs</w:t>
-      </w:r>
-    </w:p>
-    <w:p>
-      <w:pPr>
-        <w:spacing w:before="200" w:after="120"/>
-      </w:pPr>
-      <w:r>
-        <w:rPr>
-          <w:rFonts w:ascii="Arial" w:hAnsi="Arial" w:eastAsia="Arial" w:cs="Arial"/>
-          <w:b/>
-          <w:color w:val="000000"/>
-          <w:sz w:val="26"/>
-          <w:u w:val="single"/>
-        </w:rPr>
-        <w:t>Test Environment Information</w:t>
+        <w:t>1. Log in to the POS client on the standard ordering station.</w:t>
       </w:r>
     </w:p>
     <w:p>
@@ -928,7 +920,117 @@
           <w:sz w:val="20"/>
           <w:u w:val="none"/>
         </w:rPr>
-        <w:t>• Local test environment</w:t>
+        <w:t>2. Open the ordering panel and tap a menu list.</w:t>
+      </w:r>
+    </w:p>
+    <w:p>
+      <w:pPr>
+        <w:spacing w:before="0" w:after="40"/>
+        <w:ind w:left="360" w:hanging="240"/>
+      </w:pPr>
+      <w:r>
+        <w:rPr>
+          <w:rFonts w:ascii="Arial" w:hAnsi="Arial" w:eastAsia="Arial" w:cs="Arial"/>
+          <w:b w:val="0"/>
+          <w:color w:val="000000"/>
+          <w:sz w:val="20"/>
+          <w:u w:val="none"/>
+        </w:rPr>
+        <w:t>3. Verify the menu list opens and its items are displayed.</w:t>
+      </w:r>
+    </w:p>
+    <w:p>
+      <w:pPr>
+        <w:spacing w:before="0" w:after="40"/>
+        <w:ind w:left="360" w:hanging="240"/>
+      </w:pPr>
+      <w:r>
+        <w:rPr>
+          <w:rFonts w:ascii="Arial" w:hAnsi="Arial" w:eastAsia="Arial" w:cs="Arial"/>
+          <w:b w:val="0"/>
+          <w:color w:val="000000"/>
+          <w:sz w:val="20"/>
+          <w:u w:val="none"/>
+        </w:rPr>
+        <w:t>4. Add an item to the check.</w:t>
+      </w:r>
+    </w:p>
+    <w:p>
+      <w:pPr>
+        <w:spacing w:before="0" w:after="80"/>
+      </w:pPr>
+      <w:r>
+        <w:rPr>
+          <w:rFonts w:ascii="Arial" w:hAnsi="Arial" w:eastAsia="Arial" w:cs="Arial"/>
+          <w:b/>
+          <w:color w:val="000000"/>
+          <w:sz w:val="20"/>
+          <w:u w:val="none"/>
+        </w:rPr>
+        <w:t>Reproduction Result(s):</w:t>
+      </w:r>
+    </w:p>
+    <w:p>
+      <w:pPr>
+        <w:spacing w:before="0" w:after="40"/>
+        <w:ind w:left="360" w:hanging="240"/>
+      </w:pPr>
+      <w:r>
+        <w:rPr>
+          <w:rFonts w:ascii="Arial" w:hAnsi="Arial" w:eastAsia="Arial" w:cs="Arial"/>
+          <w:b w:val="0"/>
+          <w:color w:val="000000"/>
+          <w:sz w:val="20"/>
+          <w:u w:val="none"/>
+        </w:rPr>
+        <w:t>1. In the standard ordering station, the menu list opened and items could be ordered normally before the change.</w:t>
+      </w:r>
+    </w:p>
+    <w:p>
+      <w:pPr>
+        <w:spacing w:before="0" w:after="80"/>
+      </w:pPr>
+      <w:r>
+        <w:rPr>
+          <w:rFonts w:ascii="Arial" w:hAnsi="Arial" w:eastAsia="Arial" w:cs="Arial"/>
+          <w:b/>
+          <w:color w:val="000000"/>
+          <w:sz w:val="20"/>
+          <w:u w:val="none"/>
+        </w:rPr>
+        <w:t>Fix Result(s):</w:t>
+      </w:r>
+    </w:p>
+    <w:p>
+      <w:pPr>
+        <w:spacing w:before="0" w:after="40"/>
+        <w:ind w:left="360" w:hanging="240"/>
+      </w:pPr>
+      <w:r>
+        <w:rPr>
+          <w:rFonts w:ascii="Arial" w:hAnsi="Arial" w:eastAsia="Arial" w:cs="Arial"/>
+          <w:b w:val="0"/>
+          <w:color w:val="000000"/>
+          <w:sz w:val="20"/>
+          <w:u w:val="none"/>
+        </w:rPr>
+        <w:t>1. After the fix, menu list opening and item ordering in the standard ordering station continue to work normally.</w:t>
+      </w:r>
+    </w:p>
+    <w:p>
+      <w:pPr>
+        <w:spacing w:before="0" w:after="40"/>
+        <w:ind w:left="360" w:hanging="240"/>
+      </w:pPr>
+      <w:r>
+        <w:rPr>
+          <w:rFonts w:ascii="Arial" w:hAnsi="Arial" w:eastAsia="Arial" w:cs="Arial"/>
+          <w:b w:val="0"/>
+          <w:color w:val="000000"/>
+          <w:sz w:val="20"/>
+          <w:u w:val="none"/>
+        </w:rPr>
+        <w:t>2. The Simple Ordering Kiosk Mode fix does not affect ordering behavior in other ordering modes.</w:t>
       </w:r>
     </w:p>
     <w:p>
@@ -948,17 +1050,17 @@
     </w:p>
     <w:p>
       <w:pPr>
-        <w:spacing w:before="0" w:after="80"/>
+        <w:spacing w:before="160" w:after="80"/>
       </w:pPr>
       <w:r>
         <w:rPr>
           <w:rFonts w:ascii="Arial" w:hAnsi="Arial" w:eastAsia="Arial" w:cs="Arial"/>
           <w:b/>
-          <w:color w:val="000000"/>
-          <w:sz w:val="20"/>
+          <w:color w:val="001EFF"/>
+          <w:sz w:val="24"/>
           <w:u w:val="none"/>
         </w:rPr>
-        <w:t>JIRA Acceptance Criteria (HERO-69218):</w:t>
+        <w:t>Requirement Source</w:t>
       </w:r>
     </w:p>
     <w:p>
@@ -974,7 +1076,27 @@
           <w:sz w:val="20"/>
           <w:u w:val="none"/>
         </w:rPr>
-        <w:t>• Station in simple ordering kiosk mode is unable to order any items.</w:t>
+        <w:t xml:space="preserve">• </w:t>
+      </w:r>
+      <w:r>
+        <w:rPr>
+          <w:rFonts w:ascii="Arial" w:hAnsi="Arial" w:eastAsia="Arial" w:cs="Arial"/>
+          <w:b/>
+          <w:color w:val="000000"/>
+          <w:sz w:val="20"/>
+          <w:u w:val="none"/>
+        </w:rPr>
+        <w:t>Issue Key</w:t>
+      </w:r>
+      <w:r>
+        <w:rPr>
+          <w:rFonts w:ascii="Arial" w:hAnsi="Arial" w:eastAsia="Arial" w:cs="Arial"/>
+          <w:b w:val="0"/>
+          <w:color w:val="000000"/>
+          <w:sz w:val="20"/>
+          <w:u w:val="none"/>
+        </w:rPr>
+        <w:t>: HERO-69218</w:t>
       </w:r>
     </w:p>
     <w:p>
@@ -990,7 +1112,27 @@
           <w:sz w:val="20"/>
           <w:u w:val="none"/>
         </w:rPr>
-        <w:t>• Station setup: Infrasys POS platform &gt; POS system &gt; Station setup &gt; Stations &gt; target station; Ordering mode = Self-order Kiosk; Ordering Mode Sub Type = Simple Ordering Kiosk Mode.</w:t>
+        <w:t xml:space="preserve">• </w:t>
+      </w:r>
+      <w:r>
+        <w:rPr>
+          <w:rFonts w:ascii="Arial" w:hAnsi="Arial" w:eastAsia="Arial" w:cs="Arial"/>
+          <w:b/>
+          <w:color w:val="000000"/>
+          <w:sz w:val="20"/>
+          <w:u w:val="none"/>
+        </w:rPr>
+        <w:t>Issue Type</w:t>
+      </w:r>
+      <w:r>
+        <w:rPr>
+          <w:rFonts w:ascii="Arial" w:hAnsi="Arial" w:eastAsia="Arial" w:cs="Arial"/>
+          <w:b w:val="0"/>
+          <w:color w:val="000000"/>
+          <w:sz w:val="20"/>
+          <w:u w:val="none"/>
+        </w:rPr>
+        <w:t>: Bug</w:t>
       </w:r>
     </w:p>
     <w:p>
@@ -1006,7 +1148,27 @@
           <w:sz w:val="20"/>
           <w:u w:val="none"/>
         </w:rPr>
-        <w:t>• Workflow: 1) Login the client in simple ordering kiosk mode; 2) Open the ordering panel; 3) Click on the target menu list; 4) System cannot open the menu list and has no response.</w:t>
+        <w:t xml:space="preserve">• </w:t>
+      </w:r>
+      <w:r>
+        <w:rPr>
+          <w:rFonts w:ascii="Arial" w:hAnsi="Arial" w:eastAsia="Arial" w:cs="Arial"/>
+          <w:b/>
+          <w:color w:val="000000"/>
+          <w:sz w:val="20"/>
+          <w:u w:val="none"/>
+        </w:rPr>
+        <w:t>Summary</w:t>
+      </w:r>
+      <w:r>
+        <w:rPr>
+          <w:rFonts w:ascii="Arial" w:hAnsi="Arial" w:eastAsia="Arial" w:cs="Arial"/>
+          <w:b w:val="0"/>
+          <w:color w:val="000000"/>
+          <w:sz w:val="20"/>
+          <w:u w:val="none"/>
+        </w:rPr>
+        <w:t>: Unable to order in Simple Ordering Kiosk mode</w:t>
       </w:r>
     </w:p>
     <w:p>
@@ -1022,7 +1184,27 @@
           <w:sz w:val="20"/>
           <w:u w:val="none"/>
         </w:rPr>
-        <w:t>• Expected result: System opens the menu list, displays the items inside and is able to order items.</w:t>
+        <w:t xml:space="preserve">• </w:t>
+      </w:r>
+      <w:r>
+        <w:rPr>
+          <w:rFonts w:ascii="Arial" w:hAnsi="Arial" w:eastAsia="Arial" w:cs="Arial"/>
+          <w:b/>
+          <w:color w:val="000000"/>
+          <w:sz w:val="20"/>
+          <w:u w:val="none"/>
+        </w:rPr>
+        <w:t>Component</w:t>
+      </w:r>
+      <w:r>
+        <w:rPr>
+          <w:rFonts w:ascii="Arial" w:hAnsi="Arial" w:eastAsia="Arial" w:cs="Arial"/>
+          <w:b w:val="0"/>
+          <w:color w:val="000000"/>
+          <w:sz w:val="20"/>
+          <w:u w:val="none"/>
+        </w:rPr>
+        <w:t>: POS</w:t>
       </w:r>
     </w:p>
     <w:p>
@@ -1038,7 +1220,158 @@
           <w:sz w:val="20"/>
           <w:u w:val="none"/>
         </w:rPr>
-        <w:t>• After the fix, the simple ordering kiosk mode must allow ordering items, and other ordering modes must continue to work as expected.</w:t>
+        <w:t xml:space="preserve">• </w:t>
+      </w:r>
+      <w:r>
+        <w:rPr>
+          <w:rFonts w:ascii="Arial" w:hAnsi="Arial" w:eastAsia="Arial" w:cs="Arial"/>
+          <w:b/>
+          <w:color w:val="000000"/>
+          <w:sz w:val="20"/>
+          <w:u w:val="none"/>
+        </w:rPr>
+        <w:t>Sprint</w:t>
+      </w:r>
+      <w:r>
+        <w:rPr>
+          <w:rFonts w:ascii="Arial" w:hAnsi="Arial" w:eastAsia="Arial" w:cs="Arial"/>
+          <w:b w:val="0"/>
+          <w:color w:val="000000"/>
+          <w:sz w:val="20"/>
+          <w:u w:val="none"/>
+        </w:rPr>
+        <w:t>: POS - 20260921-20261002</w:t>
+      </w:r>
+    </w:p>
+    <w:p>
+      <w:pPr>
+        <w:spacing w:before="0" w:after="40"/>
+        <w:ind w:left="360" w:hanging="240"/>
+      </w:pPr>
+      <w:r>
+        <w:rPr>
+          <w:rFonts w:ascii="Arial" w:hAnsi="Arial" w:eastAsia="Arial" w:cs="Arial"/>
+          <w:b w:val="0"/>
+          <w:color w:val="000000"/>
+          <w:sz w:val="20"/>
+          <w:u w:val="none"/>
+        </w:rPr>
+        <w:t xml:space="preserve">• </w:t>
+      </w:r>
+      <w:r>
+        <w:rPr>
+          <w:rFonts w:ascii="Arial" w:hAnsi="Arial" w:eastAsia="Arial" w:cs="Arial"/>
+          <w:b/>
+          <w:color w:val="000000"/>
+          <w:sz w:val="20"/>
+          <w:u w:val="none"/>
+        </w:rPr>
+        <w:t>Station Configuration</w:t>
+      </w:r>
+      <w:r>
+        <w:rPr>
+          <w:rFonts w:ascii="Arial" w:hAnsi="Arial" w:eastAsia="Arial" w:cs="Arial"/>
+          <w:b w:val="0"/>
+          <w:color w:val="000000"/>
+          <w:sz w:val="20"/>
+          <w:u w:val="none"/>
+        </w:rPr>
+        <w:t>: Ordering mode = Self-order Kiosk; Ordering Mode Sub Type = Simple Ordering Kiosk Mode</w:t>
+      </w:r>
+    </w:p>
+    <w:p>
+      <w:pPr>
+        <w:spacing w:before="160" w:after="80"/>
+      </w:pPr>
+      <w:r>
+        <w:rPr>
+          <w:rFonts w:ascii="Arial" w:hAnsi="Arial" w:eastAsia="Arial" w:cs="Arial"/>
+          <w:b/>
+          <w:color w:val="001EFF"/>
+          <w:sz w:val="24"/>
+          <w:u w:val="none"/>
+        </w:rPr>
+        <w:t>Regression Test Scope</w:t>
+      </w:r>
+    </w:p>
+    <w:p>
+      <w:pPr>
+        <w:spacing w:before="0" w:after="40"/>
+        <w:ind w:left="360" w:hanging="240"/>
+      </w:pPr>
+      <w:r>
+        <w:rPr>
+          <w:rFonts w:ascii="Arial" w:hAnsi="Arial" w:eastAsia="Arial" w:cs="Arial"/>
+          <w:b w:val="0"/>
+          <w:color w:val="000000"/>
+          <w:sz w:val="20"/>
+          <w:u w:val="none"/>
+        </w:rPr>
+        <w:t>• Station setup for Ordering mode "Self-order Kiosk" and Ordering Mode Sub Type "Simple Ordering Kiosk Mode" (Infrasys POS platform &gt; POS System &gt; Station Setup &gt; Stations).</w:t>
+      </w:r>
+    </w:p>
+    <w:p>
+      <w:pPr>
+        <w:spacing w:before="0" w:after="40"/>
+        <w:ind w:left="360" w:hanging="240"/>
+      </w:pPr>
+      <w:r>
+        <w:rPr>
+          <w:rFonts w:ascii="Arial" w:hAnsi="Arial" w:eastAsia="Arial" w:cs="Arial"/>
+          <w:b w:val="0"/>
+          <w:color w:val="000000"/>
+          <w:sz w:val="20"/>
+          <w:u w:val="none"/>
+        </w:rPr>
+        <w:t>• Ordering panel menu list opening and item display in Simple Ordering Kiosk Mode.</w:t>
+      </w:r>
+    </w:p>
+    <w:p>
+      <w:pPr>
+        <w:spacing w:before="0" w:after="40"/>
+        <w:ind w:left="360" w:hanging="240"/>
+      </w:pPr>
+      <w:r>
+        <w:rPr>
+          <w:rFonts w:ascii="Arial" w:hAnsi="Arial" w:eastAsia="Arial" w:cs="Arial"/>
+          <w:b w:val="0"/>
+          <w:color w:val="000000"/>
+          <w:sz w:val="20"/>
+          <w:u w:val="none"/>
+        </w:rPr>
+        <w:t>• Item selection, cart/order review and order submission flow in Simple Ordering Kiosk Mode.</w:t>
+      </w:r>
+    </w:p>
+    <w:p>
+      <w:pPr>
+        <w:spacing w:before="0" w:after="40"/>
+        <w:ind w:left="360" w:hanging="240"/>
+      </w:pPr>
+      <w:r>
+        <w:rPr>
+          <w:rFonts w:ascii="Arial" w:hAnsi="Arial" w:eastAsia="Arial" w:cs="Arial"/>
+          <w:b w:val="0"/>
+          <w:color w:val="000000"/>
+          <w:sz w:val="20"/>
+          <w:u w:val="none"/>
+        </w:rPr>
+        <w:t>• Menu list and item ordering behavior in other ordering modes/sub types, including the standard ordering station.</w:t>
+      </w:r>
+    </w:p>
+    <w:p>
+      <w:pPr>
+        <w:spacing w:before="0" w:after="40"/>
+        <w:ind w:left="360" w:hanging="240"/>
+      </w:pPr>
+      <w:r>
+        <w:rPr>
+          <w:rFonts w:ascii="Arial" w:hAnsi="Arial" w:eastAsia="Arial" w:cs="Arial"/>
+          <w:b w:val="0"/>
+          <w:color w:val="000000"/>
+          <w:sz w:val="20"/>
+          <w:u w:val="none"/>
+        </w:rPr>
+        <w:t>• Menu list configuration synchronization between the platform and the kiosk POS client.</w:t>
       </w:r>
     </w:p>
     <w:sectPr>

--- a/Sprint20260921-20261002/HERO-69218_20261008_112534.docx
+++ b/Sprint20260921-20261002/HERO-69218_20261008_112534.docx
@@ -1033,347 +1033,6 @@
         <w:t>2. The Simple Ordering Kiosk Mode fix does not affect ordering behavior in other ordering modes.</w:t>
       </w:r>
     </w:p>
-    <w:p>
-      <w:pPr>
-        <w:spacing w:before="200" w:after="120"/>
-      </w:pPr>
-      <w:r>
-        <w:rPr>
-          <w:rFonts w:ascii="Arial" w:hAnsi="Arial" w:eastAsia="Arial" w:cs="Arial"/>
-          <w:b/>
-          <w:color w:val="000000"/>
-          <w:sz w:val="26"/>
-          <w:u w:val="single"/>
-        </w:rPr>
-        <w:t>Appendix</w:t>
-      </w:r>
-    </w:p>
-    <w:p>
-      <w:pPr>
-        <w:spacing w:before="160" w:after="80"/>
-      </w:pPr>
-      <w:r>
-        <w:rPr>
-          <w:rFonts w:ascii="Arial" w:hAnsi="Arial" w:eastAsia="Arial" w:cs="Arial"/>
-          <w:b/>
-          <w:color w:val="001EFF"/>
-          <w:sz w:val="24"/>
-          <w:u w:val="none"/>
-        </w:rPr>
-        <w:t>Requirement Source</w:t>
-      </w:r>
-    </w:p>
-    <w:p>
-      <w:pPr>
-        <w:spacing w:before="0" w:after="40"/>
-        <w:ind w:left="360" w:hanging="240"/>
-      </w:pPr>
-      <w:r>
-        <w:rPr>
-          <w:rFonts w:ascii="Arial" w:hAnsi="Arial" w:eastAsia="Arial" w:cs="Arial"/>
-          <w:b w:val="0"/>
-          <w:color w:val="000000"/>
-          <w:sz w:val="20"/>
-          <w:u w:val="none"/>
-        </w:rPr>
-        <w:t xml:space="preserve">• </w:t>
-      </w:r>
-      <w:r>
-        <w:rPr>
-          <w:rFonts w:ascii="Arial" w:hAnsi="Arial" w:eastAsia="Arial" w:cs="Arial"/>
-          <w:b/>
-          <w:color w:val="000000"/>
-          <w:sz w:val="20"/>
-          <w:u w:val="none"/>
-        </w:rPr>
-        <w:t>Issue Key</w:t>
-      </w:r>
-      <w:r>
-        <w:rPr>
-          <w:rFonts w:ascii="Arial" w:hAnsi="Arial" w:eastAsia="Arial" w:cs="Arial"/>
-          <w:b w:val="0"/>
-          <w:color w:val="000000"/>
-          <w:sz w:val="20"/>
-          <w:u w:val="none"/>
-        </w:rPr>
-        <w:t>: HERO-69218</w:t>
-      </w:r>
-    </w:p>
-    <w:p>
-      <w:pPr>
-        <w:spacing w:before="0" w:after="40"/>
-        <w:ind w:left="360" w:hanging="240"/>
-      </w:pPr>
-      <w:r>
-        <w:rPr>
-          <w:rFonts w:ascii="Arial" w:hAnsi="Arial" w:eastAsia="Arial" w:cs="Arial"/>
-          <w:b w:val="0"/>
-          <w:color w:val="000000"/>
-          <w:sz w:val="20"/>
-          <w:u w:val="none"/>
-        </w:rPr>
-        <w:t xml:space="preserve">• </w:t>
-      </w:r>
-      <w:r>
-        <w:rPr>
-          <w:rFonts w:ascii="Arial" w:hAnsi="Arial" w:eastAsia="Arial" w:cs="Arial"/>
-          <w:b/>
-          <w:color w:val="000000"/>
-          <w:sz w:val="20"/>
-          <w:u w:val="none"/>
-        </w:rPr>
-        <w:t>Issue Type</w:t>
-      </w:r>
-      <w:r>
-        <w:rPr>
-          <w:rFonts w:ascii="Arial" w:hAnsi="Arial" w:eastAsia="Arial" w:cs="Arial"/>
-          <w:b w:val="0"/>
-          <w:color w:val="000000"/>
-          <w:sz w:val="20"/>
-          <w:u w:val="none"/>
-        </w:rPr>
-        <w:t>: Bug</w:t>
-      </w:r>
-    </w:p>
-    <w:p>
-      <w:pPr>
-        <w:spacing w:before="0" w:after="40"/>
-        <w:ind w:left="360" w:hanging="240"/>
-      </w:pPr>
-      <w:r>
-        <w:rPr>
-          <w:rFonts w:ascii="Arial" w:hAnsi="Arial" w:eastAsia="Arial" w:cs="Arial"/>
-          <w:b w:val="0"/>
-          <w:color w:val="000000"/>
-          <w:sz w:val="20"/>
-          <w:u w:val="none"/>
-        </w:rPr>
-        <w:t xml:space="preserve">• </w:t>
-      </w:r>
-      <w:r>
-        <w:rPr>
-          <w:rFonts w:ascii="Arial" w:hAnsi="Arial" w:eastAsia="Arial" w:cs="Arial"/>
-          <w:b/>
-          <w:color w:val="000000"/>
-          <w:sz w:val="20"/>
-          <w:u w:val="none"/>
-        </w:rPr>
-        <w:t>Summary</w:t>
-      </w:r>
-      <w:r>
-        <w:rPr>
-          <w:rFonts w:ascii="Arial" w:hAnsi="Arial" w:eastAsia="Arial" w:cs="Arial"/>
-          <w:b w:val="0"/>
-          <w:color w:val="000000"/>
-          <w:sz w:val="20"/>
-          <w:u w:val="none"/>
-        </w:rPr>
-        <w:t>: Unable to order in Simple Ordering Kiosk mode</w:t>
-      </w:r>
-    </w:p>
-    <w:p>
-      <w:pPr>
-        <w:spacing w:before="0" w:after="40"/>
-        <w:ind w:left="360" w:hanging="240"/>
-      </w:pPr>
-      <w:r>
-        <w:rPr>
-          <w:rFonts w:ascii="Arial" w:hAnsi="Arial" w:eastAsia="Arial" w:cs="Arial"/>
-          <w:b w:val="0"/>
-          <w:color w:val="000000"/>
-          <w:sz w:val="20"/>
-          <w:u w:val="none"/>
-        </w:rPr>
-        <w:t xml:space="preserve">• </w:t>
-      </w:r>
-      <w:r>
-        <w:rPr>
-          <w:rFonts w:ascii="Arial" w:hAnsi="Arial" w:eastAsia="Arial" w:cs="Arial"/>
-          <w:b/>
-          <w:color w:val="000000"/>
-          <w:sz w:val="20"/>
-          <w:u w:val="none"/>
-        </w:rPr>
-        <w:t>Component</w:t>
-      </w:r>
-      <w:r>
-        <w:rPr>
-          <w:rFonts w:ascii="Arial" w:hAnsi="Arial" w:eastAsia="Arial" w:cs="Arial"/>
-          <w:b w:val="0"/>
-          <w:color w:val="000000"/>
-          <w:sz w:val="20"/>
-          <w:u w:val="none"/>
-        </w:rPr>
-        <w:t>: POS</w:t>
-      </w:r>
-    </w:p>
-    <w:p>
-      <w:pPr>
-        <w:spacing w:before="0" w:after="40"/>
-        <w:ind w:left="360" w:hanging="240"/>
-      </w:pPr>
-      <w:r>
-        <w:rPr>
-          <w:rFonts w:ascii="Arial" w:hAnsi="Arial" w:eastAsia="Arial" w:cs="Arial"/>
-          <w:b w:val="0"/>
-          <w:color w:val="000000"/>
-          <w:sz w:val="20"/>
-          <w:u w:val="none"/>
-        </w:rPr>
-        <w:t xml:space="preserve">• </w:t>
-      </w:r>
-      <w:r>
-        <w:rPr>
-          <w:rFonts w:ascii="Arial" w:hAnsi="Arial" w:eastAsia="Arial" w:cs="Arial"/>
-          <w:b/>
-          <w:color w:val="000000"/>
-          <w:sz w:val="20"/>
-          <w:u w:val="none"/>
-        </w:rPr>
-        <w:t>Sprint</w:t>
-      </w:r>
-      <w:r>
-        <w:rPr>
-          <w:rFonts w:ascii="Arial" w:hAnsi="Arial" w:eastAsia="Arial" w:cs="Arial"/>
-          <w:b w:val="0"/>
-          <w:color w:val="000000"/>
-          <w:sz w:val="20"/>
-          <w:u w:val="none"/>
-        </w:rPr>
-        <w:t>: POS - 20260921-20261002</w:t>
-      </w:r>
-    </w:p>
-    <w:p>
-      <w:pPr>
-        <w:spacing w:before="0" w:after="40"/>
-        <w:ind w:left="360" w:hanging="240"/>
-      </w:pPr>
-      <w:r>
-        <w:rPr>
-          <w:rFonts w:ascii="Arial" w:hAnsi="Arial" w:eastAsia="Arial" w:cs="Arial"/>
-          <w:b w:val="0"/>
-          <w:color w:val="000000"/>
-          <w:sz w:val="20"/>
-          <w:u w:val="none"/>
-        </w:rPr>
-        <w:t xml:space="preserve">• </w:t>
-      </w:r>
-      <w:r>
-        <w:rPr>
-          <w:rFonts w:ascii="Arial" w:hAnsi="Arial" w:eastAsia="Arial" w:cs="Arial"/>
-          <w:b/>
-          <w:color w:val="000000"/>
-          <w:sz w:val="20"/>
-          <w:u w:val="none"/>
-        </w:rPr>
-        <w:t>Station Configuration</w:t>
-      </w:r>
-      <w:r>
-        <w:rPr>
-          <w:rFonts w:ascii="Arial" w:hAnsi="Arial" w:eastAsia="Arial" w:cs="Arial"/>
-          <w:b w:val="0"/>
-          <w:color w:val="000000"/>
-          <w:sz w:val="20"/>
-          <w:u w:val="none"/>
-        </w:rPr>
-        <w:t>: Ordering mode = Self-order Kiosk; Ordering Mode Sub Type = Simple Ordering Kiosk Mode</w:t>
-      </w:r>
-    </w:p>
-    <w:p>
-      <w:pPr>
-        <w:spacing w:before="160" w:after="80"/>
-      </w:pPr>
-      <w:r>
-        <w:rPr>
-          <w:rFonts w:ascii="Arial" w:hAnsi="Arial" w:eastAsia="Arial" w:cs="Arial"/>
-          <w:b/>
-          <w:color w:val="001EFF"/>
-          <w:sz w:val="24"/>
-          <w:u w:val="none"/>
-        </w:rPr>
-        <w:t>Regression Test Scope</w:t>
-      </w:r>
-    </w:p>
-    <w:p>
-      <w:pPr>
-        <w:spacing w:before="0" w:after="40"/>
-        <w:ind w:left="360" w:hanging="240"/>
-      </w:pPr>
-      <w:r>
-        <w:rPr>
-          <w:rFonts w:ascii="Arial" w:hAnsi="Arial" w:eastAsia="Arial" w:cs="Arial"/>
-          <w:b w:val="0"/>
-          <w:color w:val="000000"/>
-          <w:sz w:val="20"/>
-          <w:u w:val="none"/>
-        </w:rPr>
-        <w:t>• Station setup for Ordering mode "Self-order Kiosk" and Ordering Mode Sub Type "Simple Ordering Kiosk Mode" (Infrasys POS platform &gt; POS System &gt; Station Setup &gt; Stations).</w:t>
-      </w:r>
-    </w:p>
-    <w:p>
-      <w:pPr>
-        <w:spacing w:before="0" w:after="40"/>
-        <w:ind w:left="360" w:hanging="240"/>
-      </w:pPr>
-      <w:r>
-        <w:rPr>
-          <w:rFonts w:ascii="Arial" w:hAnsi="Arial" w:eastAsia="Arial" w:cs="Arial"/>
-          <w:b w:val="0"/>
-          <w:color w:val="000000"/>
-          <w:sz w:val="20"/>
-          <w:u w:val="none"/>
-        </w:rPr>
-        <w:t>• Ordering panel menu list opening and item display in Simple Ordering Kiosk Mode.</w:t>
-      </w:r>
-    </w:p>
-    <w:p>
-      <w:pPr>
-        <w:spacing w:before="0" w:after="40"/>
-        <w:ind w:left="360" w:hanging="240"/>
-      </w:pPr>
-      <w:r>
-        <w:rPr>
-          <w:rFonts w:ascii="Arial" w:hAnsi="Arial" w:eastAsia="Arial" w:cs="Arial"/>
-          <w:b w:val="0"/>
-          <w:color w:val="000000"/>
-          <w:sz w:val="20"/>
-          <w:u w:val="none"/>
-        </w:rPr>
-        <w:t>• Item selection, cart/order review and order submission flow in Simple Ordering Kiosk Mode.</w:t>
-      </w:r>
-    </w:p>
-    <w:p>
-      <w:pPr>
-        <w:spacing w:before="0" w:after="40"/>
-        <w:ind w:left="360" w:hanging="240"/>
-      </w:pPr>
-      <w:r>
-        <w:rPr>
-          <w:rFonts w:ascii="Arial" w:hAnsi="Arial" w:eastAsia="Arial" w:cs="Arial"/>
-          <w:b w:val="0"/>
-          <w:color w:val="000000"/>
-          <w:sz w:val="20"/>
-          <w:u w:val="none"/>
-        </w:rPr>
-        <w:t>• Menu list and item ordering behavior in other ordering modes/sub types, including the standard ordering station.</w:t>
-      </w:r>
-    </w:p>
-    <w:p>
-      <w:pPr>
-        <w:spacing w:before="0" w:after="40"/>
-        <w:ind w:left="360" w:hanging="240"/>
-      </w:pPr>
-      <w:r>
-        <w:rPr>
-          <w:rFonts w:ascii="Arial" w:hAnsi="Arial" w:eastAsia="Arial" w:cs="Arial"/>
-          <w:b w:val="0"/>
-          <w:color w:val="000000"/>
-          <w:sz w:val="20"/>
-          <w:u w:val="none"/>
-        </w:rPr>
-        <w:t>• Menu list configuration synchronization between the platform and the kiosk POS client.</w:t>
-      </w:r>
-    </w:p>
     <w:sectPr>
       <w:pgSz w:w="12240" w:h="15840"/>
       <w:pgMar w:top="1440" w:right="1800" w:bottom="1440" w:left="1800" w:header="720" w:footer="720" w:gutter="0"/>
